--- a/Analog-Signal-Components/PAX/PAM-2025/PAM-modules/detector-module/detector-module-v2/Jan26_production/module069_report.docx
+++ b/Analog-Signal-Components/PAX/PAM-2025/PAM-modules/detector-module/detector-module-v2/Jan26_production/module069_report.docx
@@ -165,7 +165,31 @@
         <w:t xml:space="preserve">varying power levels. </w:t>
       </w:r>
       <w:r>
-        <w:t xml:space="preserve">It was connected with a 14 inch long SMA cable (AFX-CA-141-14 AtlanTec RF) to the detector module. </w:t>
+        <w:t xml:space="preserve">It </w:t>
+      </w:r>
+      <w:proofErr w:type="gramStart"/>
+      <w:r>
+        <w:t>was connected with</w:t>
+      </w:r>
+      <w:proofErr w:type="gramEnd"/>
+      <w:r>
+        <w:t xml:space="preserve"> a </w:t>
+      </w:r>
+      <w:proofErr w:type="gramStart"/>
+      <w:r>
+        <w:t>14 inch long</w:t>
+      </w:r>
+      <w:proofErr w:type="gramEnd"/>
+      <w:r>
+        <w:t xml:space="preserve"> SMA cable (AFX-CA-141-14 </w:t>
+      </w:r>
+      <w:proofErr w:type="spellStart"/>
+      <w:r>
+        <w:t>AtlanTec</w:t>
+      </w:r>
+      <w:proofErr w:type="spellEnd"/>
+      <w:r>
+        <w:t xml:space="preserve"> RF) to the detector module. </w:t>
       </w:r>
       <w:r>
         <w:t>The power was increased stepwise and the corresponding output</w:t>
@@ -295,13 +319,6 @@
         <w:tabs>
           <w:tab w:val="left" w:pos="4860"/>
         </w:tabs>
-      </w:pPr>
-    </w:p>
-    <w:p>
-      <w:pPr>
-        <w:tabs>
-          <w:tab w:val="left" w:pos="4860"/>
-        </w:tabs>
         <w:rPr>
           <w:b/>
           <w:bCs/>
@@ -310,7 +327,48 @@
         </w:rPr>
       </w:pPr>
       <w:r>
-        <w:t>IMAGE</w:t>
+        <w:rPr>
+          <w:b/>
+          <w:bCs/>
+          <w:noProof/>
+          <w:sz w:val="28"/>
+          <w:szCs w:val="28"/>
+        </w:rPr>
+        <w:drawing>
+          <wp:inline distT="0" distB="0" distL="0" distR="0" wp14:anchorId="033586C8" wp14:editId="271EFB94">
+            <wp:extent cx="5972810" cy="4778375"/>
+            <wp:effectExtent l="0" t="0" r="0" b="0"/>
+            <wp:docPr id="897796276" name="Picture 1"/>
+            <wp:cNvGraphicFramePr>
+              <a:graphicFrameLocks xmlns:a="http://schemas.openxmlformats.org/drawingml/2006/main" noChangeAspect="1"/>
+            </wp:cNvGraphicFramePr>
+            <a:graphic xmlns:a="http://schemas.openxmlformats.org/drawingml/2006/main">
+              <a:graphicData uri="http://schemas.openxmlformats.org/drawingml/2006/picture">
+                <pic:pic xmlns:pic="http://schemas.openxmlformats.org/drawingml/2006/picture">
+                  <pic:nvPicPr>
+                    <pic:cNvPr id="897796276" name="Picture 897796276"/>
+                    <pic:cNvPicPr/>
+                  </pic:nvPicPr>
+                  <pic:blipFill>
+                    <a:blip r:embed="rId6"/>
+                    <a:stretch>
+                      <a:fillRect/>
+                    </a:stretch>
+                  </pic:blipFill>
+                  <pic:spPr>
+                    <a:xfrm>
+                      <a:off x="0" y="0"/>
+                      <a:ext cx="5972810" cy="4778375"/>
+                    </a:xfrm>
+                    <a:prstGeom prst="rect">
+                      <a:avLst/>
+                    </a:prstGeom>
+                  </pic:spPr>
+                </pic:pic>
+              </a:graphicData>
+            </a:graphic>
+          </wp:inline>
+        </w:drawing>
       </w:r>
       <w:r>
         <w:rPr>
@@ -362,7 +420,7 @@
                     <pic:cNvPicPr/>
                   </pic:nvPicPr>
                   <pic:blipFill>
-                    <a:blip r:embed="rId6" cstate="print">
+                    <a:blip r:embed="rId7" cstate="print">
                       <a:extLst>
                         <a:ext uri="{28A0092B-C50C-407E-A947-70E740481C1C}">
                           <a14:useLocalDpi xmlns:a14="http://schemas.microsoft.com/office/drawing/2010/main" val="0"/>
@@ -444,8 +502,13 @@
           <w:numId w:val="3"/>
         </w:numPr>
       </w:pPr>
-      <w:r>
-        <w:t>RFin:</w:t>
+      <w:proofErr w:type="spellStart"/>
+      <w:r>
+        <w:t>RFin</w:t>
+      </w:r>
+      <w:proofErr w:type="spellEnd"/>
+      <w:r>
+        <w:t>:</w:t>
       </w:r>
       <w:r>
         <w:t xml:space="preserve"> </w:t>
@@ -551,7 +614,7 @@
           <w:noProof/>
         </w:rPr>
         <w:drawing>
-          <wp:anchor distT="0" distB="0" distL="114300" distR="114300" simplePos="0" relativeHeight="251664384" behindDoc="0" locked="0" layoutInCell="1" allowOverlap="1" wp14:anchorId="6F775B1C" wp14:editId="5587A3A8">
+          <wp:anchor distT="0" distB="0" distL="114300" distR="114300" simplePos="0" relativeHeight="251664384" behindDoc="0" locked="0" layoutInCell="1" allowOverlap="1" wp14:anchorId="6F775B1C" wp14:editId="00486682">
             <wp:simplePos x="0" y="0"/>
             <wp:positionH relativeFrom="column">
               <wp:posOffset>4008491</wp:posOffset>
@@ -574,7 +637,7 @@
                     <pic:cNvPicPr/>
                   </pic:nvPicPr>
                   <pic:blipFill>
-                    <a:blip r:embed="rId7" cstate="print">
+                    <a:blip r:embed="rId8" cstate="print">
                       <a:extLst>
                         <a:ext uri="{28A0092B-C50C-407E-A947-70E740481C1C}">
                           <a14:useLocalDpi xmlns:a14="http://schemas.microsoft.com/office/drawing/2010/main" val="0"/>
@@ -1038,7 +1101,7 @@
           <w:szCs w:val="28"/>
         </w:rPr>
         <w:drawing>
-          <wp:anchor distT="0" distB="0" distL="114300" distR="114300" simplePos="0" relativeHeight="251666432" behindDoc="1" locked="0" layoutInCell="1" allowOverlap="1" wp14:anchorId="7B5D8638" wp14:editId="7843A115">
+          <wp:anchor distT="0" distB="0" distL="114300" distR="114300" simplePos="0" relativeHeight="251666432" behindDoc="1" locked="0" layoutInCell="1" allowOverlap="1" wp14:anchorId="7B5D8638" wp14:editId="6AA61389">
             <wp:simplePos x="0" y="0"/>
             <wp:positionH relativeFrom="column">
               <wp:posOffset>4004310</wp:posOffset>
@@ -1061,7 +1124,7 @@
                     <pic:cNvPicPr/>
                   </pic:nvPicPr>
                   <pic:blipFill>
-                    <a:blip r:embed="rId8" cstate="print">
+                    <a:blip r:embed="rId9" cstate="print">
                       <a:extLst>
                         <a:ext uri="{28A0092B-C50C-407E-A947-70E740481C1C}">
                           <a14:useLocalDpi xmlns:a14="http://schemas.microsoft.com/office/drawing/2010/main" val="0"/>
@@ -1094,10 +1157,18 @@
         </w:drawing>
       </w:r>
       <w:r>
-        <w:t xml:space="preserve">1 – </w:t>
-      </w:r>
-      <w:r>
-        <w:t xml:space="preserve"> 2k</w:t>
+        <w:t xml:space="preserve">1 </w:t>
+      </w:r>
+      <w:proofErr w:type="gramStart"/>
+      <w:r>
+        <w:t xml:space="preserve">– </w:t>
+      </w:r>
+      <w:r>
+        <w:t xml:space="preserve"> 2</w:t>
+      </w:r>
+      <w:proofErr w:type="gramEnd"/>
+      <w:r>
+        <w:t>k</w:t>
       </w:r>
       <w:r>
         <w:t>Ω</w:t>
@@ -1135,10 +1206,18 @@
         <w:spacing w:after="0"/>
       </w:pPr>
       <w:r>
-        <w:t xml:space="preserve">1 – </w:t>
-      </w:r>
-      <w:r>
-        <w:t xml:space="preserve"> 1.6k</w:t>
+        <w:t xml:space="preserve">1 </w:t>
+      </w:r>
+      <w:proofErr w:type="gramStart"/>
+      <w:r>
+        <w:t xml:space="preserve">– </w:t>
+      </w:r>
+      <w:r>
+        <w:t xml:space="preserve"> 1</w:t>
+      </w:r>
+      <w:proofErr w:type="gramEnd"/>
+      <w:r>
+        <w:t>.6k</w:t>
       </w:r>
       <w:r>
         <w:t>Ω</w:t>
@@ -1176,11 +1255,16 @@
         <w:spacing w:after="0"/>
       </w:pPr>
       <w:r>
-        <w:t xml:space="preserve">1 – </w:t>
+        <w:t xml:space="preserve">1 </w:t>
+      </w:r>
+      <w:proofErr w:type="gramStart"/>
+      <w:r>
+        <w:t xml:space="preserve">– </w:t>
       </w:r>
       <w:r>
         <w:t xml:space="preserve"> 402</w:t>
       </w:r>
+      <w:proofErr w:type="gramEnd"/>
       <w:r>
         <w:t>Ω</w:t>
       </w:r>
